--- a/MDF_Workpackage.docx
+++ b/MDF_Workpackage.docx
@@ -2562,6 +2562,198 @@
           <w:color w:val="45B0E1" w:themeColor="accent1" w:themeTint="99"/>
         </w:rPr>
         <w:t>Deliverables</w:t>
+      </w:r>
+    </w:p>
+    <w:p>
+      <w:pPr>
+        <w:pStyle w:val="Heading2"/>
+      </w:pPr>
+      <w:r>
+        <w:t>5.1 MS1.3 – Provision of Design &amp; Procurement</w:t>
+      </w:r>
+    </w:p>
+    <w:p>
+      <w:pPr>
+        <w:pStyle w:val="ListParagraph"/>
+      </w:pPr>
+      <w:r>
+        <w:t>Procurement, design and delivery of all equipment as defined in Sections 1–3</w:t>
+      </w:r>
+    </w:p>
+    <w:p>
+      <w:pPr>
+        <w:pStyle w:val="ListParagraph"/>
+      </w:pPr>
+      <w:r>
+        <w:t>Physical installation of equipment in designated locations</w:t>
+      </w:r>
+    </w:p>
+    <w:p>
+      <w:pPr>
+        <w:pStyle w:val="ListParagraph"/>
+      </w:pPr>
+      <w:r>
+        <w:t>Installation of accessories and peripherals as required</w:t>
+      </w:r>
+    </w:p>
+    <w:p>
+      <w:pPr>
+        <w:pStyle w:val="Heading2"/>
+      </w:pPr>
+      <w:r>
+        <w:t>5.2 MS2 – FAT (Factory Acceptance Testing)</w:t>
+      </w:r>
+    </w:p>
+    <w:p>
+      <w:pPr>
+        <w:pStyle w:val="ListParagraph"/>
+      </w:pPr>
+      <w:r>
+        <w:t>Factory acceptance testing and verification of all hardware prior to site delivery</w:t>
+      </w:r>
+    </w:p>
+    <w:p>
+      <w:pPr>
+        <w:pStyle w:val="ListParagraph"/>
+      </w:pPr>
+      <w:r>
+        <w:t>Pre-staging and configuration of equipment as per technical requirements</w:t>
+      </w:r>
+    </w:p>
+    <w:p>
+      <w:pPr>
+        <w:pStyle w:val="ListParagraph"/>
+      </w:pPr>
+      <w:r>
+        <w:t>Confirmation of full Bill of Materials receipt and manufacturer warranty coverage</w:t>
+      </w:r>
+    </w:p>
+    <w:p>
+      <w:pPr>
+        <w:pStyle w:val="Heading2"/>
+      </w:pPr>
+      <w:r>
+        <w:t>5.3 MS3 – SAT (Site Acceptance Testing &amp; Commissioning)</w:t>
+      </w:r>
+    </w:p>
+    <w:p>
+      <w:pPr>
+        <w:pStyle w:val="ListParagraph"/>
+      </w:pPr>
+      <w:r>
+        <w:t>Physical installation and commissioning of all equipment on site</w:t>
+      </w:r>
+    </w:p>
+    <w:p>
+      <w:pPr>
+        <w:pStyle w:val="ListParagraph"/>
+      </w:pPr>
+      <w:r>
+        <w:t>Connectivity and integration testing (network, power, and application layer)</w:t>
+      </w:r>
+    </w:p>
+    <w:p>
+      <w:pPr>
+        <w:pStyle w:val="ListParagraph"/>
+      </w:pPr>
+      <w:r>
+        <w:t>Validation that all delivered equipment meets Section 3 requirements</w:t>
+      </w:r>
+    </w:p>
+    <w:p>
+      <w:pPr>
+        <w:pStyle w:val="ListParagraph"/>
+      </w:pPr>
+      <w:r>
+        <w:t>All equipment must be validated and ready for operational use prior to Go-Live</w:t>
+      </w:r>
+    </w:p>
+    <w:p>
+      <w:pPr>
+        <w:pStyle w:val="Heading2"/>
+      </w:pPr>
+      <w:r>
+        <w:t>5.4 MS4 – UAT (User Acceptance Testing)</w:t>
+      </w:r>
+    </w:p>
+    <w:p>
+      <w:pPr>
+        <w:pStyle w:val="ListParagraph"/>
+      </w:pPr>
+      <w:r>
+        <w:t>Operations user acceptance testing</w:t>
+      </w:r>
+    </w:p>
+    <w:p>
+      <w:pPr>
+        <w:pStyle w:val="ListParagraph"/>
+      </w:pPr>
+      <w:r>
+        <w:t>Asset inventory including: Device type, Model, Serial number</w:t>
+      </w:r>
+    </w:p>
+    <w:p>
+      <w:pPr>
+        <w:pStyle w:val="ListParagraph"/>
+      </w:pPr>
+      <w:r>
+        <w:t>Mapping of devices to: Users, Stations, Rooms or operational areas</w:t>
+      </w:r>
+    </w:p>
+    <w:p>
+      <w:pPr>
+        <w:pStyle w:val="ListParagraph"/>
+      </w:pPr>
+      <w:r>
+        <w:t>Handover of equipment to site management and operations team</w:t>
+      </w:r>
+    </w:p>
+    <w:p>
+      <w:pPr>
+        <w:pStyle w:val="ListParagraph"/>
+      </w:pPr>
+      <w:r>
+        <w:t>Provision of support and escalation contacts</w:t>
+      </w:r>
+    </w:p>
+    <w:p>
+      <w:pPr>
+        <w:pStyle w:val="Heading2"/>
+      </w:pPr>
+      <w:r>
+        <w:t>5.5 MS5 – Hypercare &amp; Project Closure</w:t>
+      </w:r>
+    </w:p>
+    <w:p>
+      <w:pPr>
+        <w:pStyle w:val="ListParagraph"/>
+      </w:pPr>
+      <w:r>
+        <w:t>Hypercare support during initial operational period</w:t>
+      </w:r>
+    </w:p>
+    <w:p>
+      <w:pPr>
+        <w:pStyle w:val="ListParagraph"/>
+      </w:pPr>
+      <w:r>
+        <w:t>Confirm NOC monitoring and SLA reports (where applicable)</w:t>
+      </w:r>
+    </w:p>
+    <w:p>
+      <w:pPr>
+        <w:pStyle w:val="ListParagraph"/>
+      </w:pPr>
+      <w:r>
+        <w:t>Validate all documentation required for handover to support is complete</w:t>
+      </w:r>
+    </w:p>
+    <w:p>
+      <w:pPr>
+        <w:pStyle w:val="ListParagraph"/>
+      </w:pPr>
+      <w:r>
+        <w:t>Final project acceptance sign-off and closure</w:t>
       </w:r>
     </w:p>
     <w:tbl>
@@ -3360,44 +3552,6 @@
         </w:tc>
       </w:tr>
     </w:tbl>
-    <w:p>
-      <w:pPr>
-        <w:spacing w:after="453" w:line="259" w:lineRule="auto"/>
-        <w:ind w:left="0" w:firstLine="0"/>
-      </w:pPr>
-    </w:p>
-    <w:p>
-      <w:pPr>
-        <w:spacing w:after="453" w:line="259" w:lineRule="auto"/>
-        <w:ind w:left="0" w:firstLine="0"/>
-        <w:rPr>
-          <w:b/>
-          <w:bCs/>
-          <w:color w:val="45B0E1" w:themeColor="accent1" w:themeTint="99"/>
-          <w:sz w:val="29"/>
-          <w:szCs w:val="29"/>
-        </w:rPr>
-      </w:pPr>
-      <w:r>
-        <w:rPr>
-          <w:b/>
-          <w:bCs/>
-          <w:color w:val="45B0E1" w:themeColor="accent1" w:themeTint="99"/>
-          <w:sz w:val="29"/>
-          <w:szCs w:val="29"/>
-        </w:rPr>
-        <w:t>6. Safety &amp; Compliance Standards</w:t>
-      </w:r>
-    </w:p>
-    <w:p>
-      <w:pPr>
-        <w:spacing w:after="453" w:line="259" w:lineRule="auto"/>
-        <w:ind w:left="0" w:firstLine="0"/>
-      </w:pPr>
-      <w:r>
-        <w:t>All MDF installations must comply with the following standards:</w:t>
-      </w:r>
-    </w:p>
     <w:tbl>
       <w:tblPr>
         <w:tblW w:w="0" w:type="auto"/>
@@ -3914,52 +4068,6 @@
         </w:tc>
       </w:tr>
     </w:tbl>
-    <w:p>
-      <w:pPr>
-        <w:spacing w:after="453" w:line="259" w:lineRule="auto"/>
-        <w:ind w:left="0" w:firstLine="0"/>
-      </w:pPr>
-    </w:p>
-    <w:p>
-      <w:pPr>
-        <w:spacing w:after="453" w:line="259" w:lineRule="auto"/>
-        <w:rPr>
-          <w:color w:val="45B0E1" w:themeColor="accent1" w:themeTint="99"/>
-        </w:rPr>
-      </w:pPr>
-      <w:r>
-        <w:rPr>
-          <w:b/>
-          <w:bCs/>
-          <w:color w:val="45B0E1" w:themeColor="accent1" w:themeTint="99"/>
-          <w:sz w:val="29"/>
-          <w:szCs w:val="29"/>
-        </w:rPr>
-        <w:t>7</w:t>
-      </w:r>
-      <w:r>
-        <w:tab/>
-      </w:r>
-      <w:r>
-        <w:rPr>
-          <w:b/>
-          <w:bCs/>
-          <w:color w:val="45B0E1" w:themeColor="accent1" w:themeTint="99"/>
-          <w:sz w:val="29"/>
-          <w:szCs w:val="29"/>
-        </w:rPr>
-        <w:t>Appendix 1 – Site Layout</w:t>
-      </w:r>
-    </w:p>
-    <w:p>
-      <w:pPr>
-        <w:spacing w:after="719"/>
-        <w:ind w:left="-5"/>
-      </w:pPr>
-      <w:r>
-        <w:t>Site layout diagram showing MDF location within facility.</w:t>
-      </w:r>
-    </w:p>
     <w:p>
       <w:pPr>
         <w:pStyle w:val="Heading1"/>
